--- a/docs/prd-docx-v2/服务商端App/帖子详情.docx
+++ b/docs/prd-docx-v2/服务商端App/帖子详情.docx
@@ -463,7 +463,7 @@
           <w:b w:val="0"/>
           <w:sz w:val="21"/>
         </w:rPr>
-        <w:t>帖子详情页承载服务商在论坛发布的内容的全景展示与互动管理。页面存在两种形态：一是独立的移动端详情页面（`provider-topic-detail.html`），用于从外部链接或分享入口直接进入单帖浏览；二是嵌入在运营中心「论坛管理」Tab内的管理面板（`renderProviderForumDetail()`），用于服务商快速查看帖子数据和执行管理操作。两种形态共享同一套帖子数据模型，但交互侧重不同：前者侧重内容阅读与用户互动（点赞、收藏、评论、分享），后者侧重运营数据监控和帖子状态管理。---</w:t>
+        <w:t>帖子详情页承载服务商在论坛发布的内容的全景展示与互动管理。页面存在两种形态：一是独立的移动端详情页面（`provider-topic-detail.html`），用于从外部链接或分享入口直接进入单帖浏览；二是嵌入在运营中心「论坛管理」Tab内的管理面板（`页面渲染`），用于服务商快速查看帖子数据和执行管理操作。两种形态共享同一套帖子数据模型，但交互侧重不同：前者侧重内容阅读与用户互动（点赞、收藏、评论、分享），后者侧重运营数据监控和帖子状态管理。---</w:t>
       </w:r>
     </w:p>
     <w:p>
@@ -1586,7 +1586,7 @@
                 <w:rFonts w:ascii="宋体" w:hAnsi="宋体" w:eastAsia="宋体"/>
                 <w:sz w:val="21"/>
               </w:rPr>
-              <w:t>`mock-data.js`</w:t>
+              <w:t>原型数据</w:t>
             </w:r>
           </w:p>
         </w:tc>
@@ -1616,7 +1616,7 @@
                 <w:rFonts w:ascii="宋体" w:hAnsi="宋体" w:eastAsia="宋体"/>
                 <w:sz w:val="21"/>
               </w:rPr>
-              <w:t>`localStorage: mockTopicEngage:${topicKey}`</w:t>
+              <w:t>`浏览器本地缓存: mockTopicEngage:${topicKey}`</w:t>
             </w:r>
           </w:p>
         </w:tc>
@@ -1660,7 +1660,7 @@
                 <w:rFonts w:ascii="宋体" w:hAnsi="宋体" w:eastAsia="宋体"/>
                 <w:sz w:val="21"/>
               </w:rPr>
-              <w:t>`localStorage: mockTopicDeleted:${topicKey}`</w:t>
+              <w:t>`浏览器本地缓存: mockTopicDeleted:${topicKey}`</w:t>
             </w:r>
           </w:p>
         </w:tc>
@@ -1704,7 +1704,7 @@
                 <w:rFonts w:ascii="宋体" w:hAnsi="宋体" w:eastAsia="宋体"/>
                 <w:sz w:val="21"/>
               </w:rPr>
-              <w:t>`localStorage: mockTopicReplies:${topicKey}`</w:t>
+              <w:t>`浏览器本地缓存: mockTopicReplies:${topicKey}`</w:t>
             </w:r>
           </w:p>
         </w:tc>
@@ -1762,7 +1762,7 @@
                 <w:rFonts w:ascii="宋体" w:hAnsi="宋体" w:eastAsia="宋体"/>
                 <w:sz w:val="21"/>
               </w:rPr>
-              <w:t>`mock-data.js`</w:t>
+              <w:t>原型数据</w:t>
             </w:r>
           </w:p>
         </w:tc>
@@ -1792,7 +1792,7 @@
                 <w:rFonts w:ascii="宋体" w:hAnsi="宋体" w:eastAsia="宋体"/>
                 <w:sz w:val="21"/>
               </w:rPr>
-              <w:t>`window.MockData.users`</w:t>
+              <w:t>业务数据</w:t>
             </w:r>
           </w:p>
         </w:tc>
@@ -1806,7 +1806,7 @@
                 <w:rFonts w:ascii="宋体" w:hAnsi="宋体" w:eastAsia="宋体"/>
                 <w:sz w:val="21"/>
               </w:rPr>
-              <w:t>`mock-data.js`</w:t>
+              <w:t>原型数据</w:t>
             </w:r>
           </w:p>
         </w:tc>
@@ -1850,7 +1850,7 @@
                 <w:rFonts w:ascii="宋体" w:hAnsi="宋体" w:eastAsia="宋体"/>
                 <w:sz w:val="21"/>
               </w:rPr>
-              <w:t>`mock-data.js` / `mobile-app.js`</w:t>
+              <w:t>`原型数据` / `mobile-app.js`</w:t>
             </w:r>
           </w:p>
         </w:tc>
@@ -1894,7 +1894,7 @@
                 <w:rFonts w:ascii="宋体" w:hAnsi="宋体" w:eastAsia="宋体"/>
                 <w:sz w:val="21"/>
               </w:rPr>
-              <w:t>`mobile-app.js`</w:t>
+              <w:t>页面逻辑</w:t>
             </w:r>
           </w:p>
         </w:tc>
@@ -2030,7 +2030,7 @@
           <w:rFonts w:ascii="宋体" w:hAnsi="宋体" w:eastAsia="宋体"/>
           <w:sz w:val="21"/>
         </w:rPr>
-        <w:t>- 独立页面底部展示App底部导航栏，便于用户随时跳转其他模块。 - 若帖子已被删除（`localStorage` 中 `mockTopicDeleted` 标记），展示「帖子已删除」提示页。  ---</w:t>
+        <w:t>- 独立页面底部展示App底部导航栏，便于用户随时跳转其他模块。 - 若帖子已被删除（`浏览器本地缓存` 中 `mockTopicDeleted` 标记），展示「帖子已删除」提示页。  ---</w:t>
       </w:r>
     </w:p>
     <w:p>
@@ -2149,7 +2149,7 @@
           <w:rFonts w:ascii="宋体" w:hAnsi="宋体" w:eastAsia="宋体"/>
           <w:sz w:val="21"/>
         </w:rPr>
-        <w:t>- 删除帖子需二次确认（`confirm` 对话框），删除后展示「帖子已删除」提示页，并提供返回按钮。 - 删除状态持久化至 `localStorage`（`mockTopicDeleted:${topicKey}`）。  ---</w:t>
+        <w:t>- 删除帖子需二次确认（`confirm` 对话框），删除后展示「帖子已删除」提示页，并提供返回按钮。 - 删除状态持久化至 `浏览器本地缓存`（`mockTopicDeleted:${topicKey}`）。  ---</w:t>
       </w:r>
     </w:p>
     <w:p>
@@ -2506,7 +2506,7 @@
           <w:rFonts w:ascii="宋体" w:hAnsi="宋体" w:eastAsia="宋体"/>
           <w:sz w:val="21"/>
         </w:rPr>
-        <w:t>- 评论数据持久化至 `localStorage`，刷新页面后仍保留（已删除的评论不再显示）。 - 评论总数 = 初始24条 + 用户新增的未删除评论数。  ---</w:t>
+        <w:t>- 评论数据持久化至 `浏览器本地缓存`，刷新页面后仍保留（已删除的评论不再显示）。 - 评论总数 = 初始24条 + 用户新增的未删除评论数。  ---</w:t>
       </w:r>
     </w:p>
     <w:p>
